--- a/Master Folder/Master BA Timlak Fisik/06. Catatan Pemeriksaan BA Hasil Reviu Dokumen Pemilihan.docx
+++ b/Master Folder/Master BA Timlak Fisik/06. Catatan Pemeriksaan BA Hasil Reviu Dokumen Pemilihan.docx
@@ -1,6 +1,6 @@
 
 <file path=word/document.xml><?xml version="1.0" encoding="utf-8"?>
-<w:document xmlns:wpc="http://schemas.microsoft.com/office/word/2010/wordprocessingCanvas" xmlns:cx="http://schemas.microsoft.com/office/drawing/2014/chartex" xmlns:cx1="http://schemas.microsoft.com/office/drawing/2015/9/8/chartex" xmlns:cx2="http://schemas.microsoft.com/office/drawing/2015/10/21/chartex" xmlns:cx3="http://schemas.microsoft.com/office/drawing/2016/5/9/chartex" xmlns:cx4="http://schemas.microsoft.com/office/drawing/2016/5/10/chartex" xmlns:cx5="http://schemas.microsoft.com/office/drawing/2016/5/11/chartex" xmlns:cx6="http://schemas.microsoft.com/office/drawing/2016/5/12/chartex" xmlns:cx7="http://schemas.microsoft.com/office/drawing/2016/5/13/chartex" xmlns:cx8="http://schemas.microsoft.com/office/drawing/2016/5/14/chartex" xmlns:mc="http://schemas.openxmlformats.org/markup-compatibility/2006" xmlns:aink="http://schemas.microsoft.com/office/drawing/2016/ink" xmlns:am3d="http://schemas.microsoft.com/office/drawing/2017/model3d" xmlns:o="urn:schemas-microsoft-com:office:office" xmlns:r="http://schemas.openxmlformats.org/officeDocument/2006/relationships" xmlns:m="http://schemas.openxmlformats.org/officeDocument/2006/math" xmlns:v="urn:schemas-microsoft-com:vml" xmlns:wp14="http://schemas.microsoft.com/office/word/2010/wordprocessingDrawing" xmlns:wp="http://schemas.openxmlformats.org/drawingml/2006/wordprocessingDrawing" xmlns:w10="urn:schemas-microsoft-com:office:word" xmlns:w="http://schemas.openxmlformats.org/wordprocessingml/2006/main" xmlns:w14="http://schemas.microsoft.com/office/word/2010/wordml" xmlns:w15="http://schemas.microsoft.com/office/word/2012/wordml" xmlns:w16cex="http://schemas.microsoft.com/office/word/2018/wordml/cex" xmlns:w16cid="http://schemas.microsoft.com/office/word/2016/wordml/cid" xmlns:w16="http://schemas.microsoft.com/office/word/2018/wordml" xmlns:w16sdtdh="http://schemas.microsoft.com/office/word/2020/wordml/sdtdatahash" xmlns:w16se="http://schemas.microsoft.com/office/word/2015/wordml/symex" xmlns:wpg="http://schemas.microsoft.com/office/word/2010/wordprocessingGroup" xmlns:wpi="http://schemas.microsoft.com/office/word/2010/wordprocessingInk" xmlns:wne="http://schemas.microsoft.com/office/word/2006/wordml" xmlns:wps="http://schemas.microsoft.com/office/word/2010/wordprocessingShape" mc:Ignorable="w14 w15 w16se w16cid w16 w16cex w16sdtdh wp14">
+<w:document xmlns:wpc="http://schemas.microsoft.com/office/word/2010/wordprocessingCanvas" xmlns:cx="http://schemas.microsoft.com/office/drawing/2014/chartex" xmlns:cx1="http://schemas.microsoft.com/office/drawing/2015/9/8/chartex" xmlns:cx2="http://schemas.microsoft.com/office/drawing/2015/10/21/chartex" xmlns:cx3="http://schemas.microsoft.com/office/drawing/2016/5/9/chartex" xmlns:cx4="http://schemas.microsoft.com/office/drawing/2016/5/10/chartex" xmlns:cx5="http://schemas.microsoft.com/office/drawing/2016/5/11/chartex" xmlns:cx6="http://schemas.microsoft.com/office/drawing/2016/5/12/chartex" xmlns:cx7="http://schemas.microsoft.com/office/drawing/2016/5/13/chartex" xmlns:cx8="http://schemas.microsoft.com/office/drawing/2016/5/14/chartex" xmlns:mc="http://schemas.openxmlformats.org/markup-compatibility/2006" xmlns:aink="http://schemas.microsoft.com/office/drawing/2016/ink" xmlns:am3d="http://schemas.microsoft.com/office/drawing/2017/model3d" xmlns:o="urn:schemas-microsoft-com:office:office" xmlns:oel="http://schemas.microsoft.com/office/2019/extlst" xmlns:r="http://schemas.openxmlformats.org/officeDocument/2006/relationships" xmlns:m="http://schemas.openxmlformats.org/officeDocument/2006/math" xmlns:v="urn:schemas-microsoft-com:vml" xmlns:wp14="http://schemas.microsoft.com/office/word/2010/wordprocessingDrawing" xmlns:wp="http://schemas.openxmlformats.org/drawingml/2006/wordprocessingDrawing" xmlns:w10="urn:schemas-microsoft-com:office:word" xmlns:w="http://schemas.openxmlformats.org/wordprocessingml/2006/main" xmlns:w14="http://schemas.microsoft.com/office/word/2010/wordml" xmlns:w15="http://schemas.microsoft.com/office/word/2012/wordml" xmlns:w16cex="http://schemas.microsoft.com/office/word/2018/wordml/cex" xmlns:w16cid="http://schemas.microsoft.com/office/word/2016/wordml/cid" xmlns:w16="http://schemas.microsoft.com/office/word/2018/wordml" xmlns:w16du="http://schemas.microsoft.com/office/word/2023/wordml/word16du" xmlns:w16sdtdh="http://schemas.microsoft.com/office/word/2020/wordml/sdtdatahash" xmlns:w16sdtfl="http://schemas.microsoft.com/office/word/2024/wordml/sdtformatlock" xmlns:w16se="http://schemas.microsoft.com/office/word/2015/wordml/symex" xmlns:wpg="http://schemas.microsoft.com/office/word/2010/wordprocessingGroup" xmlns:wpi="http://schemas.microsoft.com/office/word/2010/wordprocessingInk" xmlns:wne="http://schemas.microsoft.com/office/word/2006/wordml" xmlns:wps="http://schemas.microsoft.com/office/word/2010/wordprocessingShape" mc:Ignorable="w14 w15 w16se w16cid w16 w16cex w16sdtdh w16sdtfl w16du wp14">
   <w:body>
     <w:p>
       <w:pPr>
@@ -543,8 +543,12 @@
       </w:pPr>
     </w:p>
     <w:sectPr>
-      <w:headerReference w:type="first" r:id="rId10"/>
-      <w:footerReference w:type="first" r:id="rId11"/>
+      <w:headerReference w:type="even" r:id="rId10"/>
+      <w:headerReference w:type="default" r:id="rId11"/>
+      <w:footerReference w:type="even" r:id="rId12"/>
+      <w:footerReference w:type="default" r:id="rId13"/>
+      <w:headerReference w:type="first" r:id="rId14"/>
+      <w:footerReference w:type="first" r:id="rId15"/>
       <w:pgSz w:w="11906" w:h="16838" w:code="9"/>
       <w:pgMar w:top="1134" w:right="1134" w:bottom="1418" w:left="1418" w:header="284" w:footer="284" w:gutter="0"/>
       <w:cols w:space="708"/>
@@ -556,7 +560,7 @@
 </file>
 
 <file path=word/endnotes.xml><?xml version="1.0" encoding="utf-8"?>
-<w:endnotes xmlns:wpc="http://schemas.microsoft.com/office/word/2010/wordprocessingCanvas" xmlns:cx="http://schemas.microsoft.com/office/drawing/2014/chartex" xmlns:cx1="http://schemas.microsoft.com/office/drawing/2015/9/8/chartex" xmlns:cx2="http://schemas.microsoft.com/office/drawing/2015/10/21/chartex" xmlns:cx3="http://schemas.microsoft.com/office/drawing/2016/5/9/chartex" xmlns:cx4="http://schemas.microsoft.com/office/drawing/2016/5/10/chartex" xmlns:cx5="http://schemas.microsoft.com/office/drawing/2016/5/11/chartex" xmlns:cx6="http://schemas.microsoft.com/office/drawing/2016/5/12/chartex" xmlns:cx7="http://schemas.microsoft.com/office/drawing/2016/5/13/chartex" xmlns:cx8="http://schemas.microsoft.com/office/drawing/2016/5/14/chartex" xmlns:mc="http://schemas.openxmlformats.org/markup-compatibility/2006" xmlns:aink="http://schemas.microsoft.com/office/drawing/2016/ink" xmlns:am3d="http://schemas.microsoft.com/office/drawing/2017/model3d" xmlns:o="urn:schemas-microsoft-com:office:office" xmlns:r="http://schemas.openxmlformats.org/officeDocument/2006/relationships" xmlns:m="http://schemas.openxmlformats.org/officeDocument/2006/math" xmlns:v="urn:schemas-microsoft-com:vml" xmlns:wp14="http://schemas.microsoft.com/office/word/2010/wordprocessingDrawing" xmlns:wp="http://schemas.openxmlformats.org/drawingml/2006/wordprocessingDrawing" xmlns:w10="urn:schemas-microsoft-com:office:word" xmlns:w="http://schemas.openxmlformats.org/wordprocessingml/2006/main" xmlns:w14="http://schemas.microsoft.com/office/word/2010/wordml" xmlns:w15="http://schemas.microsoft.com/office/word/2012/wordml" xmlns:w16cex="http://schemas.microsoft.com/office/word/2018/wordml/cex" xmlns:w16cid="http://schemas.microsoft.com/office/word/2016/wordml/cid" xmlns:w16="http://schemas.microsoft.com/office/word/2018/wordml" xmlns:w16sdtdh="http://schemas.microsoft.com/office/word/2020/wordml/sdtdatahash" xmlns:w16se="http://schemas.microsoft.com/office/word/2015/wordml/symex" xmlns:wpg="http://schemas.microsoft.com/office/word/2010/wordprocessingGroup" xmlns:wpi="http://schemas.microsoft.com/office/word/2010/wordprocessingInk" xmlns:wne="http://schemas.microsoft.com/office/word/2006/wordml" xmlns:wps="http://schemas.microsoft.com/office/word/2010/wordprocessingShape" mc:Ignorable="w14 w15 w16se w16cid w16 w16cex w16sdtdh wp14">
+<w:endnotes xmlns:wpc="http://schemas.microsoft.com/office/word/2010/wordprocessingCanvas" xmlns:cx="http://schemas.microsoft.com/office/drawing/2014/chartex" xmlns:cx1="http://schemas.microsoft.com/office/drawing/2015/9/8/chartex" xmlns:cx2="http://schemas.microsoft.com/office/drawing/2015/10/21/chartex" xmlns:cx3="http://schemas.microsoft.com/office/drawing/2016/5/9/chartex" xmlns:cx4="http://schemas.microsoft.com/office/drawing/2016/5/10/chartex" xmlns:cx5="http://schemas.microsoft.com/office/drawing/2016/5/11/chartex" xmlns:cx6="http://schemas.microsoft.com/office/drawing/2016/5/12/chartex" xmlns:cx7="http://schemas.microsoft.com/office/drawing/2016/5/13/chartex" xmlns:cx8="http://schemas.microsoft.com/office/drawing/2016/5/14/chartex" xmlns:mc="http://schemas.openxmlformats.org/markup-compatibility/2006" xmlns:aink="http://schemas.microsoft.com/office/drawing/2016/ink" xmlns:am3d="http://schemas.microsoft.com/office/drawing/2017/model3d" xmlns:o="urn:schemas-microsoft-com:office:office" xmlns:oel="http://schemas.microsoft.com/office/2019/extlst" xmlns:r="http://schemas.openxmlformats.org/officeDocument/2006/relationships" xmlns:m="http://schemas.openxmlformats.org/officeDocument/2006/math" xmlns:v="urn:schemas-microsoft-com:vml" xmlns:wp14="http://schemas.microsoft.com/office/word/2010/wordprocessingDrawing" xmlns:wp="http://schemas.openxmlformats.org/drawingml/2006/wordprocessingDrawing" xmlns:w10="urn:schemas-microsoft-com:office:word" xmlns:w="http://schemas.openxmlformats.org/wordprocessingml/2006/main" xmlns:w14="http://schemas.microsoft.com/office/word/2010/wordml" xmlns:w15="http://schemas.microsoft.com/office/word/2012/wordml" xmlns:w16cex="http://schemas.microsoft.com/office/word/2018/wordml/cex" xmlns:w16cid="http://schemas.microsoft.com/office/word/2016/wordml/cid" xmlns:w16="http://schemas.microsoft.com/office/word/2018/wordml" xmlns:w16du="http://schemas.microsoft.com/office/word/2023/wordml/word16du" xmlns:w16sdtdh="http://schemas.microsoft.com/office/word/2020/wordml/sdtdatahash" xmlns:w16sdtfl="http://schemas.microsoft.com/office/word/2024/wordml/sdtformatlock" xmlns:w16se="http://schemas.microsoft.com/office/word/2015/wordml/symex" xmlns:wpg="http://schemas.microsoft.com/office/word/2010/wordprocessingGroup" xmlns:wpi="http://schemas.microsoft.com/office/word/2010/wordprocessingInk" xmlns:wne="http://schemas.microsoft.com/office/word/2006/wordml" xmlns:wps="http://schemas.microsoft.com/office/word/2010/wordprocessingShape" mc:Ignorable="w14 w15 w16se w16cid w16 w16cex w16sdtdh w16sdtfl w16du wp14">
   <w:endnote w:type="separator" w:id="-1">
     <w:p>
       <w:r>
@@ -578,7 +582,27 @@
 </file>
 
 <file path=word/footer1.xml><?xml version="1.0" encoding="utf-8"?>
-<w:ftr xmlns:wpc="http://schemas.microsoft.com/office/word/2010/wordprocessingCanvas" xmlns:cx="http://schemas.microsoft.com/office/drawing/2014/chartex" xmlns:cx1="http://schemas.microsoft.com/office/drawing/2015/9/8/chartex" xmlns:cx2="http://schemas.microsoft.com/office/drawing/2015/10/21/chartex" xmlns:cx3="http://schemas.microsoft.com/office/drawing/2016/5/9/chartex" xmlns:cx4="http://schemas.microsoft.com/office/drawing/2016/5/10/chartex" xmlns:cx5="http://schemas.microsoft.com/office/drawing/2016/5/11/chartex" xmlns:cx6="http://schemas.microsoft.com/office/drawing/2016/5/12/chartex" xmlns:cx7="http://schemas.microsoft.com/office/drawing/2016/5/13/chartex" xmlns:cx8="http://schemas.microsoft.com/office/drawing/2016/5/14/chartex" xmlns:mc="http://schemas.openxmlformats.org/markup-compatibility/2006" xmlns:aink="http://schemas.microsoft.com/office/drawing/2016/ink" xmlns:am3d="http://schemas.microsoft.com/office/drawing/2017/model3d" xmlns:o="urn:schemas-microsoft-com:office:office" xmlns:r="http://schemas.openxmlformats.org/officeDocument/2006/relationships" xmlns:m="http://schemas.openxmlformats.org/officeDocument/2006/math" xmlns:v="urn:schemas-microsoft-com:vml" xmlns:wp14="http://schemas.microsoft.com/office/word/2010/wordprocessingDrawing" xmlns:wp="http://schemas.openxmlformats.org/drawingml/2006/wordprocessingDrawing" xmlns:w10="urn:schemas-microsoft-com:office:word" xmlns:w="http://schemas.openxmlformats.org/wordprocessingml/2006/main" xmlns:w14="http://schemas.microsoft.com/office/word/2010/wordml" xmlns:w15="http://schemas.microsoft.com/office/word/2012/wordml" xmlns:w16cex="http://schemas.microsoft.com/office/word/2018/wordml/cex" xmlns:w16cid="http://schemas.microsoft.com/office/word/2016/wordml/cid" xmlns:w16="http://schemas.microsoft.com/office/word/2018/wordml" xmlns:w16sdtdh="http://schemas.microsoft.com/office/word/2020/wordml/sdtdatahash" xmlns:w16se="http://schemas.microsoft.com/office/word/2015/wordml/symex" xmlns:wpg="http://schemas.microsoft.com/office/word/2010/wordprocessingGroup" xmlns:wpi="http://schemas.microsoft.com/office/word/2010/wordprocessingInk" xmlns:wne="http://schemas.microsoft.com/office/word/2006/wordml" xmlns:wps="http://schemas.microsoft.com/office/word/2010/wordprocessingShape" mc:Ignorable="w14 w15 w16se w16cid w16 w16cex w16sdtdh wp14">
+<w:ftr xmlns:wpc="http://schemas.microsoft.com/office/word/2010/wordprocessingCanvas" xmlns:cx="http://schemas.microsoft.com/office/drawing/2014/chartex" xmlns:cx1="http://schemas.microsoft.com/office/drawing/2015/9/8/chartex" xmlns:cx2="http://schemas.microsoft.com/office/drawing/2015/10/21/chartex" xmlns:cx3="http://schemas.microsoft.com/office/drawing/2016/5/9/chartex" xmlns:cx4="http://schemas.microsoft.com/office/drawing/2016/5/10/chartex" xmlns:cx5="http://schemas.microsoft.com/office/drawing/2016/5/11/chartex" xmlns:cx6="http://schemas.microsoft.com/office/drawing/2016/5/12/chartex" xmlns:cx7="http://schemas.microsoft.com/office/drawing/2016/5/13/chartex" xmlns:cx8="http://schemas.microsoft.com/office/drawing/2016/5/14/chartex" xmlns:mc="http://schemas.openxmlformats.org/markup-compatibility/2006" xmlns:aink="http://schemas.microsoft.com/office/drawing/2016/ink" xmlns:am3d="http://schemas.microsoft.com/office/drawing/2017/model3d" xmlns:o="urn:schemas-microsoft-com:office:office" xmlns:oel="http://schemas.microsoft.com/office/2019/extlst" xmlns:r="http://schemas.openxmlformats.org/officeDocument/2006/relationships" xmlns:m="http://schemas.openxmlformats.org/officeDocument/2006/math" xmlns:v="urn:schemas-microsoft-com:vml" xmlns:wp14="http://schemas.microsoft.com/office/word/2010/wordprocessingDrawing" xmlns:wp="http://schemas.openxmlformats.org/drawingml/2006/wordprocessingDrawing" xmlns:w10="urn:schemas-microsoft-com:office:word" xmlns:w="http://schemas.openxmlformats.org/wordprocessingml/2006/main" xmlns:w14="http://schemas.microsoft.com/office/word/2010/wordml" xmlns:w15="http://schemas.microsoft.com/office/word/2012/wordml" xmlns:w16cex="http://schemas.microsoft.com/office/word/2018/wordml/cex" xmlns:w16cid="http://schemas.microsoft.com/office/word/2016/wordml/cid" xmlns:w16="http://schemas.microsoft.com/office/word/2018/wordml" xmlns:w16du="http://schemas.microsoft.com/office/word/2023/wordml/word16du" xmlns:w16sdtdh="http://schemas.microsoft.com/office/word/2020/wordml/sdtdatahash" xmlns:w16sdtfl="http://schemas.microsoft.com/office/word/2024/wordml/sdtformatlock" xmlns:w16se="http://schemas.microsoft.com/office/word/2015/wordml/symex" xmlns:wpg="http://schemas.microsoft.com/office/word/2010/wordprocessingGroup" xmlns:wpi="http://schemas.microsoft.com/office/word/2010/wordprocessingInk" xmlns:wne="http://schemas.microsoft.com/office/word/2006/wordml" xmlns:wps="http://schemas.microsoft.com/office/word/2010/wordprocessingShape" mc:Ignorable="w14 w15 w16se w16cid w16 w16cex w16sdtdh w16sdtfl w16du wp14">
+  <w:p>
+    <w:pPr>
+      <w:pStyle w:val="Footer"/>
+    </w:pPr>
+  </w:p>
+</w:ftr>
+</file>
+
+<file path=word/footer2.xml><?xml version="1.0" encoding="utf-8"?>
+<w:ftr xmlns:wpc="http://schemas.microsoft.com/office/word/2010/wordprocessingCanvas" xmlns:cx="http://schemas.microsoft.com/office/drawing/2014/chartex" xmlns:cx1="http://schemas.microsoft.com/office/drawing/2015/9/8/chartex" xmlns:cx2="http://schemas.microsoft.com/office/drawing/2015/10/21/chartex" xmlns:cx3="http://schemas.microsoft.com/office/drawing/2016/5/9/chartex" xmlns:cx4="http://schemas.microsoft.com/office/drawing/2016/5/10/chartex" xmlns:cx5="http://schemas.microsoft.com/office/drawing/2016/5/11/chartex" xmlns:cx6="http://schemas.microsoft.com/office/drawing/2016/5/12/chartex" xmlns:cx7="http://schemas.microsoft.com/office/drawing/2016/5/13/chartex" xmlns:cx8="http://schemas.microsoft.com/office/drawing/2016/5/14/chartex" xmlns:mc="http://schemas.openxmlformats.org/markup-compatibility/2006" xmlns:aink="http://schemas.microsoft.com/office/drawing/2016/ink" xmlns:am3d="http://schemas.microsoft.com/office/drawing/2017/model3d" xmlns:o="urn:schemas-microsoft-com:office:office" xmlns:oel="http://schemas.microsoft.com/office/2019/extlst" xmlns:r="http://schemas.openxmlformats.org/officeDocument/2006/relationships" xmlns:m="http://schemas.openxmlformats.org/officeDocument/2006/math" xmlns:v="urn:schemas-microsoft-com:vml" xmlns:wp14="http://schemas.microsoft.com/office/word/2010/wordprocessingDrawing" xmlns:wp="http://schemas.openxmlformats.org/drawingml/2006/wordprocessingDrawing" xmlns:w10="urn:schemas-microsoft-com:office:word" xmlns:w="http://schemas.openxmlformats.org/wordprocessingml/2006/main" xmlns:w14="http://schemas.microsoft.com/office/word/2010/wordml" xmlns:w15="http://schemas.microsoft.com/office/word/2012/wordml" xmlns:w16cex="http://schemas.microsoft.com/office/word/2018/wordml/cex" xmlns:w16cid="http://schemas.microsoft.com/office/word/2016/wordml/cid" xmlns:w16="http://schemas.microsoft.com/office/word/2018/wordml" xmlns:w16du="http://schemas.microsoft.com/office/word/2023/wordml/word16du" xmlns:w16sdtdh="http://schemas.microsoft.com/office/word/2020/wordml/sdtdatahash" xmlns:w16sdtfl="http://schemas.microsoft.com/office/word/2024/wordml/sdtformatlock" xmlns:w16se="http://schemas.microsoft.com/office/word/2015/wordml/symex" xmlns:wpg="http://schemas.microsoft.com/office/word/2010/wordprocessingGroup" xmlns:wpi="http://schemas.microsoft.com/office/word/2010/wordprocessingInk" xmlns:wne="http://schemas.microsoft.com/office/word/2006/wordml" xmlns:wps="http://schemas.microsoft.com/office/word/2010/wordprocessingShape" mc:Ignorable="w14 w15 w16se w16cid w16 w16cex w16sdtdh w16sdtfl w16du wp14">
+  <w:p>
+    <w:pPr>
+      <w:pStyle w:val="Footer"/>
+    </w:pPr>
+  </w:p>
+</w:ftr>
+</file>
+
+<file path=word/footer3.xml><?xml version="1.0" encoding="utf-8"?>
+<w:ftr xmlns:wpc="http://schemas.microsoft.com/office/word/2010/wordprocessingCanvas" xmlns:cx="http://schemas.microsoft.com/office/drawing/2014/chartex" xmlns:cx1="http://schemas.microsoft.com/office/drawing/2015/9/8/chartex" xmlns:cx2="http://schemas.microsoft.com/office/drawing/2015/10/21/chartex" xmlns:cx3="http://schemas.microsoft.com/office/drawing/2016/5/9/chartex" xmlns:cx4="http://schemas.microsoft.com/office/drawing/2016/5/10/chartex" xmlns:cx5="http://schemas.microsoft.com/office/drawing/2016/5/11/chartex" xmlns:cx6="http://schemas.microsoft.com/office/drawing/2016/5/12/chartex" xmlns:cx7="http://schemas.microsoft.com/office/drawing/2016/5/13/chartex" xmlns:cx8="http://schemas.microsoft.com/office/drawing/2016/5/14/chartex" xmlns:mc="http://schemas.openxmlformats.org/markup-compatibility/2006" xmlns:aink="http://schemas.microsoft.com/office/drawing/2016/ink" xmlns:am3d="http://schemas.microsoft.com/office/drawing/2017/model3d" xmlns:o="urn:schemas-microsoft-com:office:office" xmlns:oel="http://schemas.microsoft.com/office/2019/extlst" xmlns:r="http://schemas.openxmlformats.org/officeDocument/2006/relationships" xmlns:m="http://schemas.openxmlformats.org/officeDocument/2006/math" xmlns:v="urn:schemas-microsoft-com:vml" xmlns:wp14="http://schemas.microsoft.com/office/word/2010/wordprocessingDrawing" xmlns:wp="http://schemas.openxmlformats.org/drawingml/2006/wordprocessingDrawing" xmlns:w10="urn:schemas-microsoft-com:office:word" xmlns:w="http://schemas.openxmlformats.org/wordprocessingml/2006/main" xmlns:w14="http://schemas.microsoft.com/office/word/2010/wordml" xmlns:w15="http://schemas.microsoft.com/office/word/2012/wordml" xmlns:w16cex="http://schemas.microsoft.com/office/word/2018/wordml/cex" xmlns:w16cid="http://schemas.microsoft.com/office/word/2016/wordml/cid" xmlns:w16="http://schemas.microsoft.com/office/word/2018/wordml" xmlns:w16du="http://schemas.microsoft.com/office/word/2023/wordml/word16du" xmlns:w16sdtdh="http://schemas.microsoft.com/office/word/2020/wordml/sdtdatahash" xmlns:w16sdtfl="http://schemas.microsoft.com/office/word/2024/wordml/sdtformatlock" xmlns:w16se="http://schemas.microsoft.com/office/word/2015/wordml/symex" xmlns:wpg="http://schemas.microsoft.com/office/word/2010/wordprocessingGroup" xmlns:wpi="http://schemas.microsoft.com/office/word/2010/wordprocessingInk" xmlns:wne="http://schemas.microsoft.com/office/word/2006/wordml" xmlns:wps="http://schemas.microsoft.com/office/word/2010/wordprocessingShape" mc:Ignorable="w14 w15 w16se w16cid w16 w16cex w16sdtdh w16sdtfl w16du wp14">
   <w:p>
     <w:pPr>
       <w:pStyle w:val="Footer"/>
@@ -635,7 +659,7 @@
 </file>
 
 <file path=word/footnotes.xml><?xml version="1.0" encoding="utf-8"?>
-<w:footnotes xmlns:wpc="http://schemas.microsoft.com/office/word/2010/wordprocessingCanvas" xmlns:cx="http://schemas.microsoft.com/office/drawing/2014/chartex" xmlns:cx1="http://schemas.microsoft.com/office/drawing/2015/9/8/chartex" xmlns:cx2="http://schemas.microsoft.com/office/drawing/2015/10/21/chartex" xmlns:cx3="http://schemas.microsoft.com/office/drawing/2016/5/9/chartex" xmlns:cx4="http://schemas.microsoft.com/office/drawing/2016/5/10/chartex" xmlns:cx5="http://schemas.microsoft.com/office/drawing/2016/5/11/chartex" xmlns:cx6="http://schemas.microsoft.com/office/drawing/2016/5/12/chartex" xmlns:cx7="http://schemas.microsoft.com/office/drawing/2016/5/13/chartex" xmlns:cx8="http://schemas.microsoft.com/office/drawing/2016/5/14/chartex" xmlns:mc="http://schemas.openxmlformats.org/markup-compatibility/2006" xmlns:aink="http://schemas.microsoft.com/office/drawing/2016/ink" xmlns:am3d="http://schemas.microsoft.com/office/drawing/2017/model3d" xmlns:o="urn:schemas-microsoft-com:office:office" xmlns:r="http://schemas.openxmlformats.org/officeDocument/2006/relationships" xmlns:m="http://schemas.openxmlformats.org/officeDocument/2006/math" xmlns:v="urn:schemas-microsoft-com:vml" xmlns:wp14="http://schemas.microsoft.com/office/word/2010/wordprocessingDrawing" xmlns:wp="http://schemas.openxmlformats.org/drawingml/2006/wordprocessingDrawing" xmlns:w10="urn:schemas-microsoft-com:office:word" xmlns:w="http://schemas.openxmlformats.org/wordprocessingml/2006/main" xmlns:w14="http://schemas.microsoft.com/office/word/2010/wordml" xmlns:w15="http://schemas.microsoft.com/office/word/2012/wordml" xmlns:w16cex="http://schemas.microsoft.com/office/word/2018/wordml/cex" xmlns:w16cid="http://schemas.microsoft.com/office/word/2016/wordml/cid" xmlns:w16="http://schemas.microsoft.com/office/word/2018/wordml" xmlns:w16sdtdh="http://schemas.microsoft.com/office/word/2020/wordml/sdtdatahash" xmlns:w16se="http://schemas.microsoft.com/office/word/2015/wordml/symex" xmlns:wpg="http://schemas.microsoft.com/office/word/2010/wordprocessingGroup" xmlns:wpi="http://schemas.microsoft.com/office/word/2010/wordprocessingInk" xmlns:wne="http://schemas.microsoft.com/office/word/2006/wordml" xmlns:wps="http://schemas.microsoft.com/office/word/2010/wordprocessingShape" mc:Ignorable="w14 w15 w16se w16cid w16 w16cex w16sdtdh wp14">
+<w:footnotes xmlns:wpc="http://schemas.microsoft.com/office/word/2010/wordprocessingCanvas" xmlns:cx="http://schemas.microsoft.com/office/drawing/2014/chartex" xmlns:cx1="http://schemas.microsoft.com/office/drawing/2015/9/8/chartex" xmlns:cx2="http://schemas.microsoft.com/office/drawing/2015/10/21/chartex" xmlns:cx3="http://schemas.microsoft.com/office/drawing/2016/5/9/chartex" xmlns:cx4="http://schemas.microsoft.com/office/drawing/2016/5/10/chartex" xmlns:cx5="http://schemas.microsoft.com/office/drawing/2016/5/11/chartex" xmlns:cx6="http://schemas.microsoft.com/office/drawing/2016/5/12/chartex" xmlns:cx7="http://schemas.microsoft.com/office/drawing/2016/5/13/chartex" xmlns:cx8="http://schemas.microsoft.com/office/drawing/2016/5/14/chartex" xmlns:mc="http://schemas.openxmlformats.org/markup-compatibility/2006" xmlns:aink="http://schemas.microsoft.com/office/drawing/2016/ink" xmlns:am3d="http://schemas.microsoft.com/office/drawing/2017/model3d" xmlns:o="urn:schemas-microsoft-com:office:office" xmlns:oel="http://schemas.microsoft.com/office/2019/extlst" xmlns:r="http://schemas.openxmlformats.org/officeDocument/2006/relationships" xmlns:m="http://schemas.openxmlformats.org/officeDocument/2006/math" xmlns:v="urn:schemas-microsoft-com:vml" xmlns:wp14="http://schemas.microsoft.com/office/word/2010/wordprocessingDrawing" xmlns:wp="http://schemas.openxmlformats.org/drawingml/2006/wordprocessingDrawing" xmlns:w10="urn:schemas-microsoft-com:office:word" xmlns:w="http://schemas.openxmlformats.org/wordprocessingml/2006/main" xmlns:w14="http://schemas.microsoft.com/office/word/2010/wordml" xmlns:w15="http://schemas.microsoft.com/office/word/2012/wordml" xmlns:w16cex="http://schemas.microsoft.com/office/word/2018/wordml/cex" xmlns:w16cid="http://schemas.microsoft.com/office/word/2016/wordml/cid" xmlns:w16="http://schemas.microsoft.com/office/word/2018/wordml" xmlns:w16du="http://schemas.microsoft.com/office/word/2023/wordml/word16du" xmlns:w16sdtdh="http://schemas.microsoft.com/office/word/2020/wordml/sdtdatahash" xmlns:w16sdtfl="http://schemas.microsoft.com/office/word/2024/wordml/sdtformatlock" xmlns:w16se="http://schemas.microsoft.com/office/word/2015/wordml/symex" xmlns:wpg="http://schemas.microsoft.com/office/word/2010/wordprocessingGroup" xmlns:wpi="http://schemas.microsoft.com/office/word/2010/wordprocessingInk" xmlns:wne="http://schemas.microsoft.com/office/word/2006/wordml" xmlns:wps="http://schemas.microsoft.com/office/word/2010/wordprocessingShape" mc:Ignorable="w14 w15 w16se w16cid w16 w16cex w16sdtdh w16sdtfl w16du wp14">
   <w:footnote w:type="separator" w:id="-1">
     <w:p>
       <w:r>
@@ -657,7 +681,27 @@
 </file>
 
 <file path=word/header1.xml><?xml version="1.0" encoding="utf-8"?>
-<w:hdr xmlns:wpc="http://schemas.microsoft.com/office/word/2010/wordprocessingCanvas" xmlns:cx="http://schemas.microsoft.com/office/drawing/2014/chartex" xmlns:cx1="http://schemas.microsoft.com/office/drawing/2015/9/8/chartex" xmlns:cx2="http://schemas.microsoft.com/office/drawing/2015/10/21/chartex" xmlns:cx3="http://schemas.microsoft.com/office/drawing/2016/5/9/chartex" xmlns:cx4="http://schemas.microsoft.com/office/drawing/2016/5/10/chartex" xmlns:cx5="http://schemas.microsoft.com/office/drawing/2016/5/11/chartex" xmlns:cx6="http://schemas.microsoft.com/office/drawing/2016/5/12/chartex" xmlns:cx7="http://schemas.microsoft.com/office/drawing/2016/5/13/chartex" xmlns:cx8="http://schemas.microsoft.com/office/drawing/2016/5/14/chartex" xmlns:mc="http://schemas.openxmlformats.org/markup-compatibility/2006" xmlns:aink="http://schemas.microsoft.com/office/drawing/2016/ink" xmlns:am3d="http://schemas.microsoft.com/office/drawing/2017/model3d" xmlns:o="urn:schemas-microsoft-com:office:office" xmlns:r="http://schemas.openxmlformats.org/officeDocument/2006/relationships" xmlns:m="http://schemas.openxmlformats.org/officeDocument/2006/math" xmlns:v="urn:schemas-microsoft-com:vml" xmlns:wp14="http://schemas.microsoft.com/office/word/2010/wordprocessingDrawing" xmlns:wp="http://schemas.openxmlformats.org/drawingml/2006/wordprocessingDrawing" xmlns:w10="urn:schemas-microsoft-com:office:word" xmlns:w="http://schemas.openxmlformats.org/wordprocessingml/2006/main" xmlns:w14="http://schemas.microsoft.com/office/word/2010/wordml" xmlns:w15="http://schemas.microsoft.com/office/word/2012/wordml" xmlns:w16cex="http://schemas.microsoft.com/office/word/2018/wordml/cex" xmlns:w16cid="http://schemas.microsoft.com/office/word/2016/wordml/cid" xmlns:w16="http://schemas.microsoft.com/office/word/2018/wordml" xmlns:w16sdtdh="http://schemas.microsoft.com/office/word/2020/wordml/sdtdatahash" xmlns:w16se="http://schemas.microsoft.com/office/word/2015/wordml/symex" xmlns:wpg="http://schemas.microsoft.com/office/word/2010/wordprocessingGroup" xmlns:wpi="http://schemas.microsoft.com/office/word/2010/wordprocessingInk" xmlns:wne="http://schemas.microsoft.com/office/word/2006/wordml" xmlns:wps="http://schemas.microsoft.com/office/word/2010/wordprocessingShape" mc:Ignorable="w14 w15 w16se w16cid w16 w16cex w16sdtdh wp14">
+<w:hdr xmlns:wpc="http://schemas.microsoft.com/office/word/2010/wordprocessingCanvas" xmlns:cx="http://schemas.microsoft.com/office/drawing/2014/chartex" xmlns:cx1="http://schemas.microsoft.com/office/drawing/2015/9/8/chartex" xmlns:cx2="http://schemas.microsoft.com/office/drawing/2015/10/21/chartex" xmlns:cx3="http://schemas.microsoft.com/office/drawing/2016/5/9/chartex" xmlns:cx4="http://schemas.microsoft.com/office/drawing/2016/5/10/chartex" xmlns:cx5="http://schemas.microsoft.com/office/drawing/2016/5/11/chartex" xmlns:cx6="http://schemas.microsoft.com/office/drawing/2016/5/12/chartex" xmlns:cx7="http://schemas.microsoft.com/office/drawing/2016/5/13/chartex" xmlns:cx8="http://schemas.microsoft.com/office/drawing/2016/5/14/chartex" xmlns:mc="http://schemas.openxmlformats.org/markup-compatibility/2006" xmlns:aink="http://schemas.microsoft.com/office/drawing/2016/ink" xmlns:am3d="http://schemas.microsoft.com/office/drawing/2017/model3d" xmlns:o="urn:schemas-microsoft-com:office:office" xmlns:oel="http://schemas.microsoft.com/office/2019/extlst" xmlns:r="http://schemas.openxmlformats.org/officeDocument/2006/relationships" xmlns:m="http://schemas.openxmlformats.org/officeDocument/2006/math" xmlns:v="urn:schemas-microsoft-com:vml" xmlns:wp14="http://schemas.microsoft.com/office/word/2010/wordprocessingDrawing" xmlns:wp="http://schemas.openxmlformats.org/drawingml/2006/wordprocessingDrawing" xmlns:w10="urn:schemas-microsoft-com:office:word" xmlns:w="http://schemas.openxmlformats.org/wordprocessingml/2006/main" xmlns:w14="http://schemas.microsoft.com/office/word/2010/wordml" xmlns:w15="http://schemas.microsoft.com/office/word/2012/wordml" xmlns:w16cex="http://schemas.microsoft.com/office/word/2018/wordml/cex" xmlns:w16cid="http://schemas.microsoft.com/office/word/2016/wordml/cid" xmlns:w16="http://schemas.microsoft.com/office/word/2018/wordml" xmlns:w16du="http://schemas.microsoft.com/office/word/2023/wordml/word16du" xmlns:w16sdtdh="http://schemas.microsoft.com/office/word/2020/wordml/sdtdatahash" xmlns:w16sdtfl="http://schemas.microsoft.com/office/word/2024/wordml/sdtformatlock" xmlns:w16se="http://schemas.microsoft.com/office/word/2015/wordml/symex" xmlns:wpg="http://schemas.microsoft.com/office/word/2010/wordprocessingGroup" xmlns:wpi="http://schemas.microsoft.com/office/word/2010/wordprocessingInk" xmlns:wne="http://schemas.microsoft.com/office/word/2006/wordml" xmlns:wps="http://schemas.microsoft.com/office/word/2010/wordprocessingShape" mc:Ignorable="w14 w15 w16se w16cid w16 w16cex w16sdtdh w16sdtfl w16du wp14">
+  <w:p>
+    <w:pPr>
+      <w:pStyle w:val="Header"/>
+    </w:pPr>
+  </w:p>
+</w:hdr>
+</file>
+
+<file path=word/header2.xml><?xml version="1.0" encoding="utf-8"?>
+<w:hdr xmlns:wpc="http://schemas.microsoft.com/office/word/2010/wordprocessingCanvas" xmlns:cx="http://schemas.microsoft.com/office/drawing/2014/chartex" xmlns:cx1="http://schemas.microsoft.com/office/drawing/2015/9/8/chartex" xmlns:cx2="http://schemas.microsoft.com/office/drawing/2015/10/21/chartex" xmlns:cx3="http://schemas.microsoft.com/office/drawing/2016/5/9/chartex" xmlns:cx4="http://schemas.microsoft.com/office/drawing/2016/5/10/chartex" xmlns:cx5="http://schemas.microsoft.com/office/drawing/2016/5/11/chartex" xmlns:cx6="http://schemas.microsoft.com/office/drawing/2016/5/12/chartex" xmlns:cx7="http://schemas.microsoft.com/office/drawing/2016/5/13/chartex" xmlns:cx8="http://schemas.microsoft.com/office/drawing/2016/5/14/chartex" xmlns:mc="http://schemas.openxmlformats.org/markup-compatibility/2006" xmlns:aink="http://schemas.microsoft.com/office/drawing/2016/ink" xmlns:am3d="http://schemas.microsoft.com/office/drawing/2017/model3d" xmlns:o="urn:schemas-microsoft-com:office:office" xmlns:oel="http://schemas.microsoft.com/office/2019/extlst" xmlns:r="http://schemas.openxmlformats.org/officeDocument/2006/relationships" xmlns:m="http://schemas.openxmlformats.org/officeDocument/2006/math" xmlns:v="urn:schemas-microsoft-com:vml" xmlns:wp14="http://schemas.microsoft.com/office/word/2010/wordprocessingDrawing" xmlns:wp="http://schemas.openxmlformats.org/drawingml/2006/wordprocessingDrawing" xmlns:w10="urn:schemas-microsoft-com:office:word" xmlns:w="http://schemas.openxmlformats.org/wordprocessingml/2006/main" xmlns:w14="http://schemas.microsoft.com/office/word/2010/wordml" xmlns:w15="http://schemas.microsoft.com/office/word/2012/wordml" xmlns:w16cex="http://schemas.microsoft.com/office/word/2018/wordml/cex" xmlns:w16cid="http://schemas.microsoft.com/office/word/2016/wordml/cid" xmlns:w16="http://schemas.microsoft.com/office/word/2018/wordml" xmlns:w16du="http://schemas.microsoft.com/office/word/2023/wordml/word16du" xmlns:w16sdtdh="http://schemas.microsoft.com/office/word/2020/wordml/sdtdatahash" xmlns:w16sdtfl="http://schemas.microsoft.com/office/word/2024/wordml/sdtformatlock" xmlns:w16se="http://schemas.microsoft.com/office/word/2015/wordml/symex" xmlns:wpg="http://schemas.microsoft.com/office/word/2010/wordprocessingGroup" xmlns:wpi="http://schemas.microsoft.com/office/word/2010/wordprocessingInk" xmlns:wne="http://schemas.microsoft.com/office/word/2006/wordml" xmlns:wps="http://schemas.microsoft.com/office/word/2010/wordprocessingShape" mc:Ignorable="w14 w15 w16se w16cid w16 w16cex w16sdtdh w16sdtfl w16du wp14">
+  <w:p>
+    <w:pPr>
+      <w:pStyle w:val="Header"/>
+    </w:pPr>
+  </w:p>
+</w:hdr>
+</file>
+
+<file path=word/header3.xml><?xml version="1.0" encoding="utf-8"?>
+<w:hdr xmlns:wpc="http://schemas.microsoft.com/office/word/2010/wordprocessingCanvas" xmlns:cx="http://schemas.microsoft.com/office/drawing/2014/chartex" xmlns:cx1="http://schemas.microsoft.com/office/drawing/2015/9/8/chartex" xmlns:cx2="http://schemas.microsoft.com/office/drawing/2015/10/21/chartex" xmlns:cx3="http://schemas.microsoft.com/office/drawing/2016/5/9/chartex" xmlns:cx4="http://schemas.microsoft.com/office/drawing/2016/5/10/chartex" xmlns:cx5="http://schemas.microsoft.com/office/drawing/2016/5/11/chartex" xmlns:cx6="http://schemas.microsoft.com/office/drawing/2016/5/12/chartex" xmlns:cx7="http://schemas.microsoft.com/office/drawing/2016/5/13/chartex" xmlns:cx8="http://schemas.microsoft.com/office/drawing/2016/5/14/chartex" xmlns:mc="http://schemas.openxmlformats.org/markup-compatibility/2006" xmlns:aink="http://schemas.microsoft.com/office/drawing/2016/ink" xmlns:am3d="http://schemas.microsoft.com/office/drawing/2017/model3d" xmlns:o="urn:schemas-microsoft-com:office:office" xmlns:oel="http://schemas.microsoft.com/office/2019/extlst" xmlns:r="http://schemas.openxmlformats.org/officeDocument/2006/relationships" xmlns:m="http://schemas.openxmlformats.org/officeDocument/2006/math" xmlns:v="urn:schemas-microsoft-com:vml" xmlns:wp14="http://schemas.microsoft.com/office/word/2010/wordprocessingDrawing" xmlns:wp="http://schemas.openxmlformats.org/drawingml/2006/wordprocessingDrawing" xmlns:w10="urn:schemas-microsoft-com:office:word" xmlns:w="http://schemas.openxmlformats.org/wordprocessingml/2006/main" xmlns:w14="http://schemas.microsoft.com/office/word/2010/wordml" xmlns:w15="http://schemas.microsoft.com/office/word/2012/wordml" xmlns:w16cex="http://schemas.microsoft.com/office/word/2018/wordml/cex" xmlns:w16cid="http://schemas.microsoft.com/office/word/2016/wordml/cid" xmlns:w16="http://schemas.microsoft.com/office/word/2018/wordml" xmlns:w16du="http://schemas.microsoft.com/office/word/2023/wordml/word16du" xmlns:w16sdtdh="http://schemas.microsoft.com/office/word/2020/wordml/sdtdatahash" xmlns:w16sdtfl="http://schemas.microsoft.com/office/word/2024/wordml/sdtformatlock" xmlns:w16se="http://schemas.microsoft.com/office/word/2015/wordml/symex" xmlns:wpg="http://schemas.microsoft.com/office/word/2010/wordprocessingGroup" xmlns:wpi="http://schemas.microsoft.com/office/word/2010/wordprocessingInk" xmlns:wne="http://schemas.microsoft.com/office/word/2006/wordml" xmlns:wps="http://schemas.microsoft.com/office/word/2010/wordprocessingShape" mc:Ignorable="w14 w15 w16se w16cid w16 w16cex w16sdtdh w16sdtfl w16du wp14">
   <w:p>
     <w:pPr>
       <w:pStyle w:val="Heading5"/>
@@ -669,8 +713,6 @@
       <w:jc w:val="center"/>
       <w:rPr>
         <w:rFonts w:ascii="Arial" w:hAnsi="Arial" w:cs="Arial"/>
-        <w:b/>
-        <w:bCs/>
         <w:color w:val="auto"/>
         <w:sz w:val="36"/>
         <w:szCs w:val="36"/>
@@ -743,8 +785,6 @@
     <w:r>
       <w:rPr>
         <w:rFonts w:ascii="Arial" w:hAnsi="Arial" w:cs="Arial"/>
-        <w:b/>
-        <w:bCs/>
         <w:color w:val="auto"/>
         <w:sz w:val="36"/>
         <w:szCs w:val="36"/>
@@ -768,8 +808,6 @@
     <w:r>
       <w:rPr>
         <w:rFonts w:ascii="Arial" w:hAnsi="Arial" w:cs="Arial"/>
-        <w:b/>
-        <w:bCs/>
         <w:color w:val="auto"/>
       </w:rPr>
       <w:t>DIREKTORAT   JENDERAL   BINA   KONSTRUKSI</w:t>
@@ -896,7 +934,7 @@
 </file>
 
 <file path=word/styles.xml><?xml version="1.0" encoding="utf-8"?>
-<w:styles xmlns:mc="http://schemas.openxmlformats.org/markup-compatibility/2006" xmlns:r="http://schemas.openxmlformats.org/officeDocument/2006/relationships" xmlns:w="http://schemas.openxmlformats.org/wordprocessingml/2006/main" xmlns:w14="http://schemas.microsoft.com/office/word/2010/wordml" xmlns:w15="http://schemas.microsoft.com/office/word/2012/wordml" xmlns:w16cex="http://schemas.microsoft.com/office/word/2018/wordml/cex" xmlns:w16cid="http://schemas.microsoft.com/office/word/2016/wordml/cid" xmlns:w16="http://schemas.microsoft.com/office/word/2018/wordml" xmlns:w16sdtdh="http://schemas.microsoft.com/office/word/2020/wordml/sdtdatahash" xmlns:w16se="http://schemas.microsoft.com/office/word/2015/wordml/symex" mc:Ignorable="w14 w15 w16se w16cid w16 w16cex w16sdtdh">
+<w:styles xmlns:mc="http://schemas.openxmlformats.org/markup-compatibility/2006" xmlns:r="http://schemas.openxmlformats.org/officeDocument/2006/relationships" xmlns:w="http://schemas.openxmlformats.org/wordprocessingml/2006/main" xmlns:w14="http://schemas.microsoft.com/office/word/2010/wordml" xmlns:w15="http://schemas.microsoft.com/office/word/2012/wordml" xmlns:w16cex="http://schemas.microsoft.com/office/word/2018/wordml/cex" xmlns:w16cid="http://schemas.microsoft.com/office/word/2016/wordml/cid" xmlns:w16="http://schemas.microsoft.com/office/word/2018/wordml" xmlns:w16du="http://schemas.microsoft.com/office/word/2023/wordml/word16du" xmlns:w16sdtdh="http://schemas.microsoft.com/office/word/2020/wordml/sdtdatahash" xmlns:w16sdtfl="http://schemas.microsoft.com/office/word/2024/wordml/sdtformatlock" xmlns:w16se="http://schemas.microsoft.com/office/word/2015/wordml/symex" mc:Ignorable="w14 w15 w16se w16cid w16 w16cex w16sdtdh w16sdtfl w16du">
   <w:docDefaults>
     <w:rPrDefault>
       <w:rPr>
@@ -2204,10 +2242,6 @@
 </file>
 
 <file path=customXml/item1.xml><?xml version="1.0" encoding="utf-8"?>
-<b:Sources xmlns:b="http://schemas.openxmlformats.org/officeDocument/2006/bibliography" xmlns="http://schemas.openxmlformats.org/officeDocument/2006/bibliography" SelectedStyle="\APASixthEditionOfficeOnline.xsl" StyleName="APA" Version="6"/>
-</file>
-
-<file path=customXml/item2.xml><?xml version="1.0" encoding="utf-8"?>
 <p:properties xmlns:p="http://schemas.microsoft.com/office/2006/metadata/properties" xmlns:xsi="http://www.w3.org/2001/XMLSchema-instance" xmlns:pc="http://schemas.microsoft.com/office/infopath/2007/PartnerControls">
   <documentManagement>
     <lcf76f155ced4ddcb4097134ff3c332f xmlns="87f1a149-5420-40c2-b2e8-d8d0877ebc85">
@@ -2219,16 +2253,11 @@
 </p:properties>
 </file>
 
-<file path=customXml/item3.xml><?xml version="1.0" encoding="utf-8"?>
-<?mso-contentType ?>
-<FormTemplates xmlns="http://schemas.microsoft.com/sharepoint/v3/contenttype/forms">
-  <Display>DocumentLibraryForm</Display>
-  <Edit>DocumentLibraryForm</Edit>
-  <New>DocumentLibraryForm</New>
-</FormTemplates>
+<file path=customXml/item2.xml><?xml version="1.0" encoding="utf-8"?>
+<b:Sources xmlns:b="http://schemas.openxmlformats.org/officeDocument/2006/bibliography" xmlns="http://schemas.openxmlformats.org/officeDocument/2006/bibliography" SelectedStyle="\APASixthEditionOfficeOnline.xsl" StyleName="APA" Version="6"/>
 </file>
 
-<file path=customXml/item4.xml><?xml version="1.0" encoding="utf-8"?>
+<file path=customXml/item3.xml><?xml version="1.0" encoding="utf-8"?>
 <ct:contentTypeSchema xmlns:ct="http://schemas.microsoft.com/office/2006/metadata/contentType" xmlns:ma="http://schemas.microsoft.com/office/2006/metadata/properties/metaAttributes" ct:_="" ma:_="" ma:contentTypeName="Dokumen" ma:contentTypeID="0x010100AEF28E0A17E4AE4FA5DD6A9AABB5DBC8" ma:contentTypeVersion="16" ma:contentTypeDescription="Buat sebuah dokumen baru." ma:contentTypeScope="" ma:versionID="8f92a5ee0dccb74c81ec23f8d53cbb5b">
   <xsd:schema xmlns:xsd="http://www.w3.org/2001/XMLSchema" xmlns:xs="http://www.w3.org/2001/XMLSchema" xmlns:p="http://schemas.microsoft.com/office/2006/metadata/properties" xmlns:ns2="87f1a149-5420-40c2-b2e8-d8d0877ebc85" xmlns:ns3="23b7ebbb-480e-4d36-8f38-fd0ac82dae9c" targetNamespace="http://schemas.microsoft.com/office/2006/metadata/properties" ma:root="true" ma:fieldsID="29d045cbe0d867b6b92beb911301d794" ns2:_="" ns3:_="">
     <xsd:import namespace="87f1a149-5420-40c2-b2e8-d8d0877ebc85"/>
@@ -2471,15 +2500,16 @@
 </ct:contentTypeSchema>
 </file>
 
-<file path=customXml/itemProps1.xml><?xml version="1.0" encoding="utf-8"?>
-<ds:datastoreItem xmlns:ds="http://schemas.openxmlformats.org/officeDocument/2006/customXml" ds:itemID="{BB4C50BF-4EC3-48B2-AD4A-6BE669C87D70}">
-  <ds:schemaRefs>
-    <ds:schemaRef ds:uri="http://schemas.openxmlformats.org/officeDocument/2006/bibliography"/>
-  </ds:schemaRefs>
-</ds:datastoreItem>
+<file path=customXml/item4.xml><?xml version="1.0" encoding="utf-8"?>
+<?mso-contentType ?>
+<FormTemplates xmlns="http://schemas.microsoft.com/sharepoint/v3/contenttype/forms">
+  <Display>DocumentLibraryForm</Display>
+  <Edit>DocumentLibraryForm</Edit>
+  <New>DocumentLibraryForm</New>
+</FormTemplates>
 </file>
 
-<file path=customXml/itemProps2.xml><?xml version="1.0" encoding="utf-8"?>
+<file path=customXml/itemProps1.xml><?xml version="1.0" encoding="utf-8"?>
 <ds:datastoreItem xmlns:ds="http://schemas.openxmlformats.org/officeDocument/2006/customXml" ds:itemID="{9C8A2CAF-7D91-4BB2-9ADE-7D1ED5B07476}">
   <ds:schemaRefs>
     <ds:schemaRef ds:uri="http://schemas.microsoft.com/office/2006/metadata/properties"/>
@@ -2490,15 +2520,15 @@
 </ds:datastoreItem>
 </file>
 
-<file path=customXml/itemProps3.xml><?xml version="1.0" encoding="utf-8"?>
-<ds:datastoreItem xmlns:ds="http://schemas.openxmlformats.org/officeDocument/2006/customXml" ds:itemID="{F5F8199D-B06F-435B-B06C-777A8653415A}">
+<file path=customXml/itemProps2.xml><?xml version="1.0" encoding="utf-8"?>
+<ds:datastoreItem xmlns:ds="http://schemas.openxmlformats.org/officeDocument/2006/customXml" ds:itemID="{BB4C50BF-4EC3-48B2-AD4A-6BE669C87D70}">
   <ds:schemaRefs>
-    <ds:schemaRef ds:uri="http://schemas.microsoft.com/sharepoint/v3/contenttype/forms"/>
+    <ds:schemaRef ds:uri="http://schemas.openxmlformats.org/officeDocument/2006/bibliography"/>
   </ds:schemaRefs>
 </ds:datastoreItem>
 </file>
 
-<file path=customXml/itemProps4.xml><?xml version="1.0" encoding="utf-8"?>
+<file path=customXml/itemProps3.xml><?xml version="1.0" encoding="utf-8"?>
 <ds:datastoreItem xmlns:ds="http://schemas.openxmlformats.org/officeDocument/2006/customXml" ds:itemID="{7B248456-8C3B-457B-B93E-0E1EF16B8A65}">
   <ds:schemaRefs>
     <ds:schemaRef ds:uri="http://schemas.microsoft.com/office/2006/metadata/contentType"/>
@@ -2515,4 +2545,12 @@
     <ds:schemaRef ds:uri="http://schemas.microsoft.com/internal/obd"/>
   </ds:schemaRefs>
 </ds:datastoreItem>
+</file>
+
+<file path=customXml/itemProps4.xml><?xml version="1.0" encoding="utf-8"?>
+<ds:datastoreItem xmlns:ds="http://schemas.openxmlformats.org/officeDocument/2006/customXml" ds:itemID="{F5F8199D-B06F-435B-B06C-777A8653415A}">
+  <ds:schemaRefs>
+    <ds:schemaRef ds:uri="http://schemas.microsoft.com/sharepoint/v3/contenttype/forms"/>
+  </ds:schemaRefs>
+</ds:datastoreItem>
 </file>